--- a/testakten/robotikrecht-roboterflotte-vellbruck-muenchen/28_betriebsrat_sitzungsnotiz.docx
+++ b/testakten/robotikrecht-roboterflotte-vellbruck-muenchen/28_betriebsrat_sitzungsnotiz.docx
@@ -37,7 +37,7 @@
         <w:jc w:val="left"/>
       </w:pPr>
       <w:r>
-        <w:t>Dieses Aktenstück betrifft Mitbestimmung, Überwachung. Es ist nicht abschließend freigegeben. Die technische Seite spricht in Versionen, Tickets und Parametern; die rechtliche Seite muss daraus Rollen, Zweckbestimmung, Pflichtenkreis und Beweisrisiko bilden.</w:t>
+        <w:t>Diese Notiz hält die Sitzung mit dem Betriebsrat des Logistikzentrums vom 03.06.2026 fest. Gegenstand waren Mitbestimmung bei der Flottensteuerung und die Auswertung der Logdaten nach dem Unfall.</w:t>
       </w:r>
     </w:p>
     <w:p>
@@ -56,13 +56,7 @@
         <w:pStyle w:val="ListBullet"/>
       </w:pPr>
       <w:r>
-        <w:rPr>
-          <w:b/>
-        </w:rPr>
-        <w:t>Mitbestimmung:</w:t>
-      </w:r>
-      <w:r>
-        <w:t xml:space="preserve"> Die Akte enthält hierzu widersprüchliche Hinweise. Für die rechtliche Bewertung muss geklärt werden, ob die Aussage aus Vertrag, Anleitung, Produktakte, Marketing, Logdaten oder nachträglicher Krisenkommunikation stammt.</w:t>
+        <w:t>Mitbestimmung: Die Flottensteuerung ist eine technische Einrichtung, die zur Überwachung geeignet ist; die Mitbestimmung des Betriebsrats beim Betreiber ist damit eröffnet.</w:t>
       </w:r>
     </w:p>
     <w:p>
@@ -70,13 +64,7 @@
         <w:pStyle w:val="ListBullet"/>
       </w:pPr>
       <w:r>
-        <w:rPr>
-          <w:b/>
-        </w:rPr>
-        <w:t>Überwachung:</w:t>
-      </w:r>
-      <w:r>
-        <w:t xml:space="preserve"> Die Akte enthält hierzu widersprüchliche Hinweise. Für die rechtliche Bewertung muss geklärt werden, ob die Aussage aus Vertrag, Anleitung, Produktakte, Marketing, Logdaten oder nachträglicher Krisenkommunikation stammt.</w:t>
+        <w:t>Überwachung: Für die Unfallauswertung werden personenbeziehbare Logdaten benötigt; der Betriebsrat verlangt Pseudonymisierung und Beteiligung.</w:t>
       </w:r>
     </w:p>
     <w:p>
@@ -95,7 +83,7 @@
         <w:jc w:val="left"/>
       </w:pPr>
       <w:r>
-        <w:t>Die Unterlage ist bewusst nicht glatt: Vertrieb, Technik, Datenschutz, Qualitätssicherung und Geschäftsführung verwenden nicht immer dieselben Produktnamen. Gerade daraus entsteht das juristische Problem, weil Zweckbestimmung, tatsächliche Nutzung, Werbeaussage und Updatepraxis auseinanderlaufen.</w:t>
+        <w:t>Der Betriebsrat rügt, dass die Flottensteuerung Leistungs- und Verhaltensdaten der Beschäftigten erfassen kann und die Einführung ohne Beteiligung erfolgte; er verlangt Beteiligung an der Log-Auswertung des 27.05.2026.</w:t>
       </w:r>
     </w:p>
     <w:p>
@@ -103,23 +91,7 @@
         <w:jc w:val="left"/>
       </w:pPr>
       <w:r>
-        <w:t>Für die rechtliche Bewertung müssen die technischen Annahmen jeweils mit der Produktakte abgeglichen werden. Eine Risikobeurteilung, die nur den Laborzustand beschreibt, trägt den Pilotbetrieb im Lager oder im Pflegezimmer nicht automatisch.</w:t>
-      </w:r>
-    </w:p>
-    <w:p>
-      <w:pPr>
-        <w:jc w:val="left"/>
-      </w:pPr>
-      <w:r>
-        <w:t>Die Akte enthält mehrere Spuren, die sich gegenseitig widersprechen: Der Betreiber spricht von einem autonomen Flottensystem, die CE-Unterlage von einem assistierten Transportmittel, die Marketingfolien von lernender Umgebungserkennung und die Bedienungsanleitung von festen Sicherheitszonen.</w:t>
-      </w:r>
-    </w:p>
-    <w:p>
-      <w:pPr>
-        <w:jc w:val="left"/>
-      </w:pPr>
-      <w:r>
-        <w:t>Die Kanzlei soll keine finale technische Konformität bescheinigen, sondern entscheiden, welche Unterlagen fehlen, welche Sofortmaßnahmen nötig sind und welche Aussagen gegenüber Behörde, Kunden, Versicherer und Betroffenen vertretbar sind.</w:t>
+        <w:t>Vellbruck ist nicht Arbeitgeberin, liefert aber das technische System; die mitbestimmungsrechtliche Verantwortung liegt beim Betreiber.</w:t>
       </w:r>
     </w:p>
     <w:p>
@@ -138,10 +110,7 @@
         <w:pStyle w:val="Heading3"/>
       </w:pPr>
       <w:r>
-        <w:rPr>
-          <w:rFonts w:ascii="Times New Roman" w:hAnsi="Times New Roman"/>
-        </w:rPr>
-        <w:t>Punkt 1</w:t>
+        <w:t>Mitbestimmung</w:t>
       </w:r>
     </w:p>
     <w:p>
@@ -149,7 +118,15 @@
         <w:jc w:val="left"/>
       </w:pPr>
       <w:r>
-        <w:t>Im Gespräch mit Leonie Rottkamp, Bertram Kiendl und Jasper Rodenwald wurde deutlich, dass die Produktlinie nicht mit einer einzigen rechtlichen Schublade erfasst werden kann. Die Vellbruck Robotics GmbH liefert Hardware, Steuerungssoftware, Cloudfunktionen, Wartung und gelegentlich eine kundenspezifische Parametrisierung. Beim Betreiber Münchner Feinlogistik GmbH wurden Schutzfelder verändert, ohne dass klar ist, ob dies vom Admin-Panel gedeckt oder nur technisch möglich war. Der Pflegepilot im St.-Ludgerus-Klinikum München-Sendling verschärft die Lage, weil dort Sensorik, vulnerable Personen und medizinische Nähe zusammentreffen.</w:t>
+        <w:t>Vellbruck stellt dem Betreiber eine Systembeschreibung für die Verhandlung einer Betriebsvereinbarung bereit; eigene Zusagen gegenüber dem Betriebsrat gibt Vellbruck nicht ab.</w:t>
+      </w:r>
+    </w:p>
+    <w:p>
+      <w:pPr>
+        <w:pStyle w:val="Heading3"/>
+      </w:pPr>
+      <w:r>
+        <w:t>Überwachung</w:t>
       </w:r>
     </w:p>
     <w:p>
@@ -157,169 +134,7 @@
         <w:jc w:val="left"/>
       </w:pPr>
       <w:r>
-        <w:t>Für die anwaltliche Bearbeitung sollte zu diesem Punkt eine Belegspur angelegt werden: Dokument, Version, Datum, Verfasser, technische Quelle, rechtliche Relevanz und offene Rückfrage. Besonders gefährlich sind Formulierungen wie „selbstlernend“, „voll autonom“, „MDR-ready“, „sicher ohne Schutzzaun“ oder „keine personenbezogenen Daten“, wenn die technische Dokumentation das nicht trägt.</w:t>
-      </w:r>
-    </w:p>
-    <w:p>
-      <w:pPr>
-        <w:pStyle w:val="Heading3"/>
-      </w:pPr>
-      <w:r>
-        <w:rPr>
-          <w:rFonts w:ascii="Times New Roman" w:hAnsi="Times New Roman"/>
-        </w:rPr>
-        <w:t>Punkt 2</w:t>
-      </w:r>
-    </w:p>
-    <w:p>
-      <w:pPr>
-        <w:jc w:val="left"/>
-      </w:pPr>
-      <w:r>
-        <w:t>Im Gespräch mit Leonie Rottkamp, Bertram Kiendl und Jasper Rodenwald wurde deutlich, dass die Produktlinie nicht mit einer einzigen rechtlichen Schublade erfasst werden kann. Die Vellbruck Robotics GmbH liefert Hardware, Steuerungssoftware, Cloudfunktionen, Wartung und gelegentlich eine kundenspezifische Parametrisierung. Beim Betreiber Münchner Feinlogistik GmbH wurden Schutzfelder verändert, ohne dass klar ist, ob dies vom Admin-Panel gedeckt oder nur technisch möglich war. Der Pflegepilot im St.-Ludgerus-Klinikum München-Sendling verschärft die Lage, weil dort Sensorik, vulnerable Personen und medizinische Nähe zusammentreffen.</w:t>
-      </w:r>
-    </w:p>
-    <w:p>
-      <w:pPr>
-        <w:jc w:val="left"/>
-      </w:pPr>
-      <w:r>
-        <w:t>Für die anwaltliche Bearbeitung sollte zu diesem Punkt eine Belegspur angelegt werden: Dokument, Version, Datum, Verfasser, technische Quelle, rechtliche Relevanz und offene Rückfrage. Besonders gefährlich sind Formulierungen wie „selbstlernend“, „voll autonom“, „MDR-ready“, „sicher ohne Schutzzaun“ oder „keine personenbezogenen Daten“, wenn die technische Dokumentation das nicht trägt.</w:t>
-      </w:r>
-    </w:p>
-    <w:p>
-      <w:pPr>
-        <w:pStyle w:val="Heading3"/>
-      </w:pPr>
-      <w:r>
-        <w:rPr>
-          <w:rFonts w:ascii="Times New Roman" w:hAnsi="Times New Roman"/>
-        </w:rPr>
-        <w:t>Punkt 3</w:t>
-      </w:r>
-    </w:p>
-    <w:p>
-      <w:pPr>
-        <w:jc w:val="left"/>
-      </w:pPr>
-      <w:r>
-        <w:t>Im Gespräch mit Leonie Rottkamp, Bertram Kiendl und Jasper Rodenwald wurde deutlich, dass die Produktlinie nicht mit einer einzigen rechtlichen Schublade erfasst werden kann. Die Vellbruck Robotics GmbH liefert Hardware, Steuerungssoftware, Cloudfunktionen, Wartung und gelegentlich eine kundenspezifische Parametrisierung. Beim Betreiber Münchner Feinlogistik GmbH wurden Schutzfelder verändert, ohne dass klar ist, ob dies vom Admin-Panel gedeckt oder nur technisch möglich war. Der Pflegepilot im St.-Ludgerus-Klinikum München-Sendling verschärft die Lage, weil dort Sensorik, vulnerable Personen und medizinische Nähe zusammentreffen.</w:t>
-      </w:r>
-    </w:p>
-    <w:p>
-      <w:pPr>
-        <w:jc w:val="left"/>
-      </w:pPr>
-      <w:r>
-        <w:t>Für die anwaltliche Bearbeitung sollte zu diesem Punkt eine Belegspur angelegt werden: Dokument, Version, Datum, Verfasser, technische Quelle, rechtliche Relevanz und offene Rückfrage. Besonders gefährlich sind Formulierungen wie „selbstlernend“, „voll autonom“, „MDR-ready“, „sicher ohne Schutzzaun“ oder „keine personenbezogenen Daten“, wenn die technische Dokumentation das nicht trägt.</w:t>
-      </w:r>
-    </w:p>
-    <w:p>
-      <w:pPr>
-        <w:pStyle w:val="Heading3"/>
-      </w:pPr>
-      <w:r>
-        <w:rPr>
-          <w:rFonts w:ascii="Times New Roman" w:hAnsi="Times New Roman"/>
-        </w:rPr>
-        <w:t>Punkt 4</w:t>
-      </w:r>
-    </w:p>
-    <w:p>
-      <w:pPr>
-        <w:jc w:val="left"/>
-      </w:pPr>
-      <w:r>
-        <w:t>Im Gespräch mit Leonie Rottkamp, Bertram Kiendl und Jasper Rodenwald wurde deutlich, dass die Produktlinie nicht mit einer einzigen rechtlichen Schublade erfasst werden kann. Die Vellbruck Robotics GmbH liefert Hardware, Steuerungssoftware, Cloudfunktionen, Wartung und gelegentlich eine kundenspezifische Parametrisierung. Beim Betreiber Münchner Feinlogistik GmbH wurden Schutzfelder verändert, ohne dass klar ist, ob dies vom Admin-Panel gedeckt oder nur technisch möglich war. Der Pflegepilot im St.-Ludgerus-Klinikum München-Sendling verschärft die Lage, weil dort Sensorik, vulnerable Personen und medizinische Nähe zusammentreffen.</w:t>
-      </w:r>
-    </w:p>
-    <w:p>
-      <w:pPr>
-        <w:jc w:val="left"/>
-      </w:pPr>
-      <w:r>
-        <w:t>Für die anwaltliche Bearbeitung sollte zu diesem Punkt eine Belegspur angelegt werden: Dokument, Version, Datum, Verfasser, technische Quelle, rechtliche Relevanz und offene Rückfrage. Besonders gefährlich sind Formulierungen wie „selbstlernend“, „voll autonom“, „MDR-ready“, „sicher ohne Schutzzaun“ oder „keine personenbezogenen Daten“, wenn die technische Dokumentation das nicht trägt.</w:t>
-      </w:r>
-    </w:p>
-    <w:p>
-      <w:pPr>
-        <w:pStyle w:val="Heading3"/>
-      </w:pPr>
-      <w:r>
-        <w:rPr>
-          <w:rFonts w:ascii="Times New Roman" w:hAnsi="Times New Roman"/>
-        </w:rPr>
-        <w:t>Punkt 5</w:t>
-      </w:r>
-    </w:p>
-    <w:p>
-      <w:pPr>
-        <w:jc w:val="left"/>
-      </w:pPr>
-      <w:r>
-        <w:t>Im Gespräch mit Leonie Rottkamp, Bertram Kiendl und Jasper Rodenwald wurde deutlich, dass die Produktlinie nicht mit einer einzigen rechtlichen Schublade erfasst werden kann. Die Vellbruck Robotics GmbH liefert Hardware, Steuerungssoftware, Cloudfunktionen, Wartung und gelegentlich eine kundenspezifische Parametrisierung. Beim Betreiber Münchner Feinlogistik GmbH wurden Schutzfelder verändert, ohne dass klar ist, ob dies vom Admin-Panel gedeckt oder nur technisch möglich war. Der Pflegepilot im St.-Ludgerus-Klinikum München-Sendling verschärft die Lage, weil dort Sensorik, vulnerable Personen und medizinische Nähe zusammentreffen.</w:t>
-      </w:r>
-    </w:p>
-    <w:p>
-      <w:pPr>
-        <w:jc w:val="left"/>
-      </w:pPr>
-      <w:r>
-        <w:t>Für die anwaltliche Bearbeitung sollte zu diesem Punkt eine Belegspur angelegt werden: Dokument, Version, Datum, Verfasser, technische Quelle, rechtliche Relevanz und offene Rückfrage. Besonders gefährlich sind Formulierungen wie „selbstlernend“, „voll autonom“, „MDR-ready“, „sicher ohne Schutzzaun“ oder „keine personenbezogenen Daten“, wenn die technische Dokumentation das nicht trägt.</w:t>
-      </w:r>
-    </w:p>
-    <w:p>
-      <w:pPr>
-        <w:pStyle w:val="Heading3"/>
-      </w:pPr>
-      <w:r>
-        <w:rPr>
-          <w:rFonts w:ascii="Times New Roman" w:hAnsi="Times New Roman"/>
-        </w:rPr>
-        <w:t>Punkt 6</w:t>
-      </w:r>
-    </w:p>
-    <w:p>
-      <w:pPr>
-        <w:jc w:val="left"/>
-      </w:pPr>
-      <w:r>
-        <w:t>Im Gespräch mit Leonie Rottkamp, Bertram Kiendl und Jasper Rodenwald wurde deutlich, dass die Produktlinie nicht mit einer einzigen rechtlichen Schublade erfasst werden kann. Die Vellbruck Robotics GmbH liefert Hardware, Steuerungssoftware, Cloudfunktionen, Wartung und gelegentlich eine kundenspezifische Parametrisierung. Beim Betreiber Münchner Feinlogistik GmbH wurden Schutzfelder verändert, ohne dass klar ist, ob dies vom Admin-Panel gedeckt oder nur technisch möglich war. Der Pflegepilot im St.-Ludgerus-Klinikum München-Sendling verschärft die Lage, weil dort Sensorik, vulnerable Personen und medizinische Nähe zusammentreffen.</w:t>
-      </w:r>
-    </w:p>
-    <w:p>
-      <w:pPr>
-        <w:jc w:val="left"/>
-      </w:pPr>
-      <w:r>
-        <w:t>Für die anwaltliche Bearbeitung sollte zu diesem Punkt eine Belegspur angelegt werden: Dokument, Version, Datum, Verfasser, technische Quelle, rechtliche Relevanz und offene Rückfrage. Besonders gefährlich sind Formulierungen wie „selbstlernend“, „voll autonom“, „MDR-ready“, „sicher ohne Schutzzaun“ oder „keine personenbezogenen Daten“, wenn die technische Dokumentation das nicht trägt.</w:t>
-      </w:r>
-    </w:p>
-    <w:p>
-      <w:pPr>
-        <w:pStyle w:val="Heading3"/>
-      </w:pPr>
-      <w:r>
-        <w:rPr>
-          <w:rFonts w:ascii="Times New Roman" w:hAnsi="Times New Roman"/>
-        </w:rPr>
-        <w:t>Punkt 7</w:t>
-      </w:r>
-    </w:p>
-    <w:p>
-      <w:pPr>
-        <w:jc w:val="left"/>
-      </w:pPr>
-      <w:r>
-        <w:t>Im Gespräch mit Leonie Rottkamp, Bertram Kiendl und Jasper Rodenwald wurde deutlich, dass die Produktlinie nicht mit einer einzigen rechtlichen Schublade erfasst werden kann. Die Vellbruck Robotics GmbH liefert Hardware, Steuerungssoftware, Cloudfunktionen, Wartung und gelegentlich eine kundenspezifische Parametrisierung. Beim Betreiber Münchner Feinlogistik GmbH wurden Schutzfelder verändert, ohne dass klar ist, ob dies vom Admin-Panel gedeckt oder nur technisch möglich war. Der Pflegepilot im St.-Ludgerus-Klinikum München-Sendling verschärft die Lage, weil dort Sensorik, vulnerable Personen und medizinische Nähe zusammentreffen.</w:t>
-      </w:r>
-    </w:p>
-    <w:p>
-      <w:pPr>
-        <w:jc w:val="left"/>
-      </w:pPr>
-      <w:r>
-        <w:t>Für die anwaltliche Bearbeitung sollte zu diesem Punkt eine Belegspur angelegt werden: Dokument, Version, Datum, Verfasser, technische Quelle, rechtliche Relevanz und offene Rückfrage. Besonders gefährlich sind Formulierungen wie „selbstlernend“, „voll autonom“, „MDR-ready“, „sicher ohne Schutzzaun“ oder „keine personenbezogenen Daten“, wenn die technische Dokumentation das nicht trägt.</w:t>
+        <w:t>Vereinbart wird eine zweistufige Auswertung: zunächst pseudonymisierte Eventanalyse, Aufdeckung einzelner Kennungen nur bei konkretem Erfordernis und mit Beteiligung; die Vereinbarung protokolliert der Betreiber.</w:t>
       </w:r>
     </w:p>
     <w:p>
@@ -338,7 +153,7 @@
         <w:pStyle w:val="ListBullet"/>
       </w:pPr>
       <w:r>
-        <w:t>Welche Firmware war am Unfalltag tatsächlich aktiv?</w:t>
+        <w:t>Existiert beim Betreiber eine Betriebsvereinbarung zur Flottensteuerung?</w:t>
       </w:r>
     </w:p>
     <w:p>
@@ -346,7 +161,7 @@
         <w:pStyle w:val="ListBullet"/>
       </w:pPr>
       <w:r>
-        <w:t>Welche Zweckbestimmung steht in der final ausgelieferten Anleitung?</w:t>
+        <w:t>Wer entscheidet über die Aufdeckung einzelner Bedienerkennungen?</w:t>
       </w:r>
     </w:p>
     <w:p>
@@ -354,23 +169,7 @@
         <w:pStyle w:val="ListBullet"/>
       </w:pPr>
       <w:r>
-        <w:t>Welche Schutzfeldänderungen waren technisch möglich und vertraglich erlaubt?</w:t>
-      </w:r>
-    </w:p>
-    <w:p>
-      <w:pPr>
-        <w:pStyle w:val="ListBullet"/>
-      </w:pPr>
-      <w:r>
-        <w:t>Welche personenbezogenen Daten werden lokal, in der Cloud und in Supporttickets verarbeitet?</w:t>
-      </w:r>
-    </w:p>
-    <w:p>
-      <w:pPr>
-        <w:pStyle w:val="ListBullet"/>
-      </w:pPr>
-      <w:r>
-        <w:t>Welche Aussagen wurden gegenüber Kunden, Behörde und Versicherer bereits gemacht?</w:t>
+        <w:t>Welche Auswertungen benötigt die eigene Verteidigung zwingend personenbezogen?</w:t>
       </w:r>
     </w:p>
     <w:sectPr>
